--- a/Parsers/FAST/Surveys/NGC628/Plots/FAST_NGC628_Plots_Description_IT.docx
+++ b/Parsers/FAST/Surveys/NGC628/Plots/FAST_NGC628_Plots_Description_IT.docx
@@ -601,6 +601,25 @@
       <w:r>
         <w:rPr/>
         <w:t>Pagina dati FEASTS: kavli.pku.edu.cn/~jwang/FEASTS_data.html</w:t>
+      </w:r>
+    </w:p>
+    <w:p>
+      <w:pPr>
+        <w:pStyle w:val="Normal"/>
+        <w:rPr/>
+      </w:pPr>
+      <w:r>
+        <w:rPr/>
+      </w:r>
+    </w:p>
+    <w:p>
+      <w:pPr>
+        <w:pStyle w:val="Normal"/>
+        <w:rPr/>
+      </w:pPr>
+      <w:r>
+        <w:rPr/>
+        <w:t>Autorizzazione all'uso dei dati: il Dr. Jing Wang (KIAA, Università di Pechino) ha esplicitamente concesso il permesso di includere i dati FEASTS NGC 628 e i prodotti derivati nella pipeline HALO e nel repository pubblico (comunicazione personale, agosto 2026).</w:t>
       </w:r>
     </w:p>
     <w:sectPr>
@@ -638,6 +657,7 @@
     <w:qFormat/>
     <w:pPr>
       <w:widowControl/>
+      <w:suppressAutoHyphens w:val="true"/>
       <w:bidi w:val="0"/>
       <w:spacing w:before="0" w:after="0"/>
       <w:jc w:val="start"/>
@@ -653,7 +673,7 @@
   </w:style>
   <w:style w:type="paragraph" w:styleId="Heading1">
     <w:name w:val="heading 1"/>
-    <w:basedOn w:val="Titolo"/>
+    <w:basedOn w:val="Titolouser"/>
     <w:qFormat/>
     <w:pPr/>
     <w:rPr>
@@ -664,7 +684,7 @@
   </w:style>
   <w:style w:type="paragraph" w:styleId="Heading2">
     <w:name w:val="heading 2"/>
-    <w:basedOn w:val="Titolo"/>
+    <w:basedOn w:val="Titolouser"/>
     <w:qFormat/>
     <w:pPr/>
     <w:rPr>
@@ -675,7 +695,7 @@
   </w:style>
   <w:style w:type="paragraph" w:styleId="Heading3">
     <w:name w:val="heading 3"/>
-    <w:basedOn w:val="Titolo"/>
+    <w:basedOn w:val="Titolouser"/>
     <w:qFormat/>
     <w:pPr/>
     <w:rPr>
@@ -686,7 +706,7 @@
   </w:style>
   <w:style w:type="paragraph" w:styleId="Heading4">
     <w:name w:val="heading 4"/>
-    <w:basedOn w:val="Titolo"/>
+    <w:basedOn w:val="Titolouser"/>
     <w:qFormat/>
     <w:pPr/>
     <w:rPr>
@@ -697,7 +717,7 @@
   </w:style>
   <w:style w:type="paragraph" w:styleId="Heading5">
     <w:name w:val="heading 5"/>
-    <w:basedOn w:val="Titolo"/>
+    <w:basedOn w:val="Titolouser"/>
     <w:qFormat/>
     <w:pPr/>
     <w:rPr>
@@ -706,7 +726,7 @@
   </w:style>
   <w:style w:type="paragraph" w:styleId="Heading6">
     <w:name w:val="heading 6"/>
-    <w:basedOn w:val="Titolo"/>
+    <w:basedOn w:val="Titolouser"/>
     <w:qFormat/>
     <w:pPr/>
     <w:rPr>
@@ -722,11 +742,18 @@
       <w:u w:val="single"/>
     </w:rPr>
   </w:style>
-  <w:style w:type="character" w:styleId="Caratterinotaapidipagina">
-    <w:name w:val="Caratteri nota a piè di pagina"/>
+  <w:style w:type="character" w:styleId="Caratterinotaapidipaginauser">
+    <w:name w:val="Caratteri nota a piè di pagina (user)"/>
     <w:uiPriority w:val="99"/>
     <w:semiHidden/>
     <w:unhideWhenUsed/>
+    <w:qFormat/>
+    <w:rPr>
+      <w:vertAlign w:val="superscript"/>
+    </w:rPr>
+  </w:style>
+  <w:style w:type="character" w:styleId="Caratterinotaapidipagina">
+    <w:name w:val="Caratteri nota a piè di pagina"/>
     <w:qFormat/>
     <w:rPr>
       <w:vertAlign w:val="superscript"/>
@@ -749,11 +776,18 @@
       <w:szCs w:val="20"/>
     </w:rPr>
   </w:style>
-  <w:style w:type="character" w:styleId="Caratterinotadichiusura">
-    <w:name w:val="Caratteri nota di chiusura"/>
+  <w:style w:type="character" w:styleId="Caratterinotadichiusurauser">
+    <w:name w:val="Caratteri nota di chiusura (user)"/>
     <w:uiPriority w:val="99"/>
     <w:semiHidden/>
     <w:unhideWhenUsed/>
+    <w:qFormat/>
+    <w:rPr>
+      <w:vertAlign w:val="superscript"/>
+    </w:rPr>
+  </w:style>
+  <w:style w:type="character" w:styleId="Caratterinotadichiusura">
+    <w:name w:val="Caratteri nota di chiusura"/>
     <w:qFormat/>
     <w:rPr>
       <w:vertAlign w:val="superscript"/>
@@ -834,9 +868,35 @@
       <w:rFonts w:cs="Noto Sans Devanagari"/>
     </w:rPr>
   </w:style>
+  <w:style w:type="paragraph" w:styleId="Titolouser">
+    <w:name w:val="Titolo (user)"/>
+    <w:basedOn w:val="Normal"/>
+    <w:next w:val="BodyText"/>
+    <w:qFormat/>
+    <w:pPr>
+      <w:keepNext w:val="true"/>
+      <w:spacing w:before="240" w:after="120"/>
+    </w:pPr>
+    <w:rPr>
+      <w:rFonts w:ascii="Liberation Sans" w:hAnsi="Liberation Sans" w:eastAsia="Noto Sans CJK SC" w:cs="Noto Sans Devanagari"/>
+      <w:sz w:val="28"/>
+      <w:szCs w:val="28"/>
+    </w:rPr>
+  </w:style>
+  <w:style w:type="paragraph" w:styleId="Indiceuser">
+    <w:name w:val="Indice (user)"/>
+    <w:basedOn w:val="Normal"/>
+    <w:qFormat/>
+    <w:pPr>
+      <w:suppressLineNumbers/>
+    </w:pPr>
+    <w:rPr>
+      <w:rFonts w:cs="Noto Sans Devanagari"/>
+    </w:rPr>
+  </w:style>
   <w:style w:type="paragraph" w:styleId="Title">
     <w:name w:val="Title"/>
-    <w:basedOn w:val="Titolo"/>
+    <w:basedOn w:val="Titolouser"/>
     <w:qFormat/>
     <w:pPr/>
     <w:rPr>
@@ -849,6 +909,7 @@
     <w:qFormat/>
     <w:pPr>
       <w:widowControl/>
+      <w:suppressAutoHyphens w:val="true"/>
       <w:bidi w:val="0"/>
       <w:spacing w:before="0" w:after="0"/>
       <w:jc w:val="start"/>
@@ -869,6 +930,7 @@
     <w:qFormat/>
     <w:pPr>
       <w:widowControl/>
+      <w:suppressAutoHyphens w:val="true"/>
       <w:bidi w:val="0"/>
       <w:spacing w:before="0" w:after="0"/>
       <w:jc w:val="start"/>
